--- a/CustomerChurnAnalysisReport.docx
+++ b/CustomerChurnAnalysisReport.docx
@@ -1120,8 +1120,6 @@
         </w:rPr>
         <w:t>.</w:t>
       </w:r>
-      <w:bookmarkStart w:id="0" w:name="_GoBack"/>
-      <w:bookmarkEnd w:id="0"/>
     </w:p>
     <w:p>
       <w:pPr>
@@ -2092,8 +2090,8 @@
         </w:rPr>
         <w:drawing>
           <wp:inline distT="0" distB="0" distL="0" distR="0" wp14:anchorId="108964F1" wp14:editId="422727D8">
-            <wp:extent cx="3376943" cy="2558588"/>
-            <wp:effectExtent l="0" t="0" r="0" b="0"/>
+            <wp:extent cx="2840780" cy="2152357"/>
+            <wp:effectExtent l="0" t="0" r="0" b="635"/>
             <wp:docPr id="25" name="Picture 25"/>
             <wp:cNvGraphicFramePr>
               <a:graphicFrameLocks xmlns:a="http://schemas.openxmlformats.org/drawingml/2006/main" noChangeAspect="1"/>
@@ -2114,7 +2112,7 @@
                   <pic:spPr>
                     <a:xfrm>
                       <a:off x="0" y="0"/>
-                      <a:ext cx="3386808" cy="2566063"/>
+                      <a:ext cx="2854043" cy="2162406"/>
                     </a:xfrm>
                     <a:prstGeom prst="rect">
                       <a:avLst/>
@@ -2171,16 +2169,16 @@
           <w:szCs w:val="40"/>
         </w:rPr>
       </w:pPr>
-      <w:r>
-        <w:rPr>
-          <w:noProof/>
+      <w:bookmarkStart w:id="0" w:name="_GoBack"/>
+      <w:r>
+        <w:rPr>
           <w:sz w:val="24"/>
           <w:szCs w:val="40"/>
         </w:rPr>
         <w:drawing>
-          <wp:inline distT="0" distB="0" distL="0" distR="0" wp14:anchorId="12EC0090" wp14:editId="7DA60FEF">
-            <wp:extent cx="5964215" cy="3630440"/>
-            <wp:effectExtent l="0" t="0" r="0" b="8255"/>
+          <wp:inline distT="0" distB="0" distL="0" distR="0" wp14:anchorId="6451009A" wp14:editId="645E97DD">
+            <wp:extent cx="5282419" cy="3220319"/>
+            <wp:effectExtent l="0" t="0" r="0" b="0"/>
             <wp:docPr id="1" name="Picture 1"/>
             <wp:cNvGraphicFramePr>
               <a:graphicFrameLocks xmlns:a="http://schemas.openxmlformats.org/drawingml/2006/main" noChangeAspect="1"/>
@@ -2201,7 +2199,7 @@
                   <pic:spPr>
                     <a:xfrm>
                       <a:off x="0" y="0"/>
-                      <a:ext cx="5971064" cy="3634609"/>
+                      <a:ext cx="5305705" cy="3234515"/>
                     </a:xfrm>
                     <a:prstGeom prst="rect">
                       <a:avLst/>
@@ -2213,6 +2211,7 @@
           </wp:inline>
         </w:drawing>
       </w:r>
+      <w:bookmarkEnd w:id="0"/>
     </w:p>
     <w:p>
       <w:pPr>
@@ -2305,7 +2304,14 @@
           <w:sz w:val="24"/>
           <w:szCs w:val="40"/>
         </w:rPr>
-        <w:t xml:space="preserve"> 60.35% </w:t>
+        <w:t xml:space="preserve"> 55.89</w:t>
+      </w:r>
+      <w:r>
+        <w:rPr>
+          <w:sz w:val="24"/>
+          <w:szCs w:val="40"/>
+        </w:rPr>
+        <w:t xml:space="preserve">% </w:t>
       </w:r>
       <w:r>
         <w:rPr>
@@ -2333,7 +2339,14 @@
           <w:sz w:val="24"/>
           <w:szCs w:val="40"/>
         </w:rPr>
-        <w:t>39.65%</w:t>
+        <w:t>44.11</w:t>
+      </w:r>
+      <w:r>
+        <w:rPr>
+          <w:sz w:val="24"/>
+          <w:szCs w:val="40"/>
+        </w:rPr>
+        <w:t>%</w:t>
       </w:r>
       <w:r>
         <w:rPr>
@@ -2474,7 +2487,6 @@
           <w:sz w:val="24"/>
           <w:szCs w:val="40"/>
         </w:rPr>
-        <w:lastRenderedPageBreak/>
         <w:tab/>
         <w:t xml:space="preserve">last 2 categories have lesser amount of customers, it is still worth investigating the cause behind this </w:t>
       </w:r>
